--- a/countries/papua-new-guinea/output/UPR39_Papua_New_Guinea_Thematic_List_of_Recommendations_ASSESSED.docx
+++ b/countries/papua-new-guinea/output/UPR39_Papua_New_Guinea_Thematic_List_of_Recommendations_ASSESSED.docx
@@ -35881,7 +35881,7 @@
               <w:t xml:space="preserve">Assessment: </w:t>
             </w:r>
             <w:r>
-              <w:t>Parliament amended the Criminal Code to abolish the death penalty and replace it with life imprisonment (2022-2023), meeting the core of the abolition ask; the Second Optional Protocol remains unratified.</w:t>
+              <w:t>Parliament amended the Criminal Code to abolish the death penalty and replace it with life imprisonment (2022-2023), meeting the core of the abolition recommendation; the Second Optional Protocol remains unratified.</w:t>
             </w:r>
             <w:r>
               <w:rPr>
@@ -36319,7 +36319,7 @@
               <w:t xml:space="preserve">Assessment: </w:t>
             </w:r>
             <w:r>
-              <w:t>Parliament amended the Criminal Code to abolish the death penalty and replace it with life imprisonment (2022-2023), meeting the core of the abolition ask; the Second Optional Protocol remains unratified.</w:t>
+              <w:t>Parliament amended the Criminal Code to abolish the death penalty and replace it with life imprisonment (2022-2023), meeting the core of the abolition recommendation; the Second Optional Protocol remains unratified.</w:t>
             </w:r>
             <w:r>
               <w:rPr>
@@ -36522,7 +36522,7 @@
               <w:t xml:space="preserve">Assessment: </w:t>
             </w:r>
             <w:r>
-              <w:t>Parliament amended the Criminal Code to abolish the death penalty and replace it with life imprisonment (2022-2023), meeting the core of the abolition ask; the Second Optional Protocol remains unratified.</w:t>
+              <w:t>Parliament amended the Criminal Code to abolish the death penalty and replace it with life imprisonment (2022-2023), meeting the core of the abolition recommendation; the Second Optional Protocol remains unratified.</w:t>
             </w:r>
             <w:r>
               <w:rPr>
@@ -36967,7 +36967,7 @@
               <w:t xml:space="preserve">Assessment: </w:t>
             </w:r>
             <w:r>
-              <w:t>Parliament amended the Criminal Code to abolish the death penalty and replace it with life imprisonment (2022-2023), meeting the core of the abolition ask; the Second Optional Protocol remains unratified.</w:t>
+              <w:t>Parliament amended the Criminal Code to abolish the death penalty and replace it with life imprisonment (2022-2023), meeting the core of the abolition recommendation; the Second Optional Protocol remains unratified.</w:t>
             </w:r>
             <w:r>
               <w:rPr>
@@ -38773,7 +38773,7 @@
               <w:t xml:space="preserve">Assessment: </w:t>
             </w:r>
             <w:r>
-              <w:t>Parliament amended the Criminal Code to abolish the death penalty and replace it with life imprisonment (2022-2023), meeting the core of the abolition ask; the Second Optional Protocol remains unratified.</w:t>
+              <w:t>Parliament amended the Criminal Code to abolish the death penalty and replace it with life imprisonment (2022-2023), meeting the core of the abolition recommendation; the Second Optional Protocol remains unratified.</w:t>
             </w:r>
             <w:r>
               <w:rPr>
@@ -38982,7 +38982,7 @@
               <w:t xml:space="preserve">Assessment: </w:t>
             </w:r>
             <w:r>
-              <w:t>Parliament amended the Criminal Code to abolish the death penalty and replace it with life imprisonment (2022-2023), meeting the core of the abolition ask; the Second Optional Protocol remains unratified.</w:t>
+              <w:t>Parliament amended the Criminal Code to abolish the death penalty and replace it with life imprisonment (2022-2023), meeting the core of the abolition recommendation; the Second Optional Protocol remains unratified.</w:t>
             </w:r>
             <w:r>
               <w:rPr>
@@ -39433,7 +39433,7 @@
               <w:t xml:space="preserve">Assessment: </w:t>
             </w:r>
             <w:r>
-              <w:t>Parliament amended the Criminal Code to abolish the death penalty and replace it with life imprisonment (2022-2023), meeting the core of the abolition ask; the Second Optional Protocol remains unratified.</w:t>
+              <w:t>Parliament amended the Criminal Code to abolish the death penalty and replace it with life imprisonment (2022-2023), meeting the core of the abolition recommendation; the Second Optional Protocol remains unratified.</w:t>
             </w:r>
             <w:r>
               <w:rPr>
@@ -39636,7 +39636,7 @@
               <w:t xml:space="preserve">Assessment: </w:t>
             </w:r>
             <w:r>
-              <w:t>Parliament amended the Criminal Code to abolish the death penalty and replace it with life imprisonment (2022-2023), meeting the core of the abolition ask; the Second Optional Protocol remains unratified.</w:t>
+              <w:t>Parliament amended the Criminal Code to abolish the death penalty and replace it with life imprisonment (2022-2023), meeting the core of the abolition recommendation; the Second Optional Protocol remains unratified.</w:t>
             </w:r>
             <w:r>
               <w:rPr>
